--- a/reports/ksp/grade10/grade10-week03-ksp.docx
+++ b/reports/ksp/grade10/grade10-week03-ksp.docx
@@ -249,7 +249,7 @@
           </w:tcPr>
           <w:p>
             <w:r>
-              <w:t>Computer Hardware</w:t>
+              <w:t>The CIA TRIAD: Confidentiality, Integrity, Availability, Check Yourself</w:t>
             </w:r>
           </w:p>
         </w:tc>
@@ -288,7 +288,7 @@
           </w:tcPr>
           <w:p>
             <w:r>
-              <w:t>Explain the core concepts of Computer Hardware using correct terminology. Identify key components, roles, or stages related to Computer Hardware. Analyze a real-world example where Computer Hardware is applied. Compare two representations or approaches within Computer Hardware. Apply Computer Hardware concepts to a short practical task or scenario.</w:t>
+              <w:t>Explain the core concepts of The CIA TRIAD: Confidentiality, Integrity, Availability, Check Yourself using correct terminology. Identify key components, roles, or stages related to The CIA TRIAD: Confidentiality, Integrity, Availability, Check Yourself. Analyze a real-world example where The CIA TRIAD: Confidentiality, Integrity, Availability, Check Yourself is applied. Compare two representations or approaches within The CIA TRIAD: Confidentiality, Integrity, Availability, Check Yourself. Apply The CIA TRIAD: Confidentiality, Integrity, Availability, Check Yourself concepts to a short practical task or scenario.</w:t>
             </w:r>
           </w:p>
         </w:tc>
@@ -327,7 +327,7 @@
           </w:tcPr>
           <w:p>
             <w:r>
-              <w:t>Students will be able to: Explain the core concepts of Computer Hardware using correct terminology. Identify key components, roles, or stages related to Computer Hardware. Analyze a real-world example where Computer Hardware is applied. Compare two representations or approaches within Computer Hardware. Apply Computer Hardware concepts to a short practical task or scenario.</w:t>
+              <w:t>Students will be able to: Explain the core concepts of The CIA TRIAD: Confidentiality, Integrity, Availability, Check Yourself using correct terminology. Identify key components, roles, or stages related to The CIA TRIAD: Confidentiality, Integrity, Availability, Check Yourself. Analyze a real-world example where The CIA TRIAD: Confidentiality, Integrity, Availability, Check Yourself is applied. Compare two representations or approaches within The CIA TRIAD: Confidentiality, Integrity, Availability, Check Yourself. Apply The CIA TRIAD: Confidentiality, Integrity, Availability, Check Yourself concepts to a short practical task or scenario.</w:t>
             </w:r>
           </w:p>
         </w:tc>
@@ -366,7 +366,7 @@
           </w:tcPr>
           <w:p>
             <w:r>
-              <w:t>Uses technical vocabulary accurately in explanations. Identifies correct components or stages of Computer Hardware. Provides a valid real-world example and justification. Completes the practice task with clear reasoning.</w:t>
+              <w:t>Uses technical vocabulary accurately in explanations. Identifies correct components or stages of The CIA TRIAD: Confidentiality, Integrity, Availability, Check Yourself. Provides a valid real-world example and justification. Completes the practice task with clear reasoning.</w:t>
             </w:r>
           </w:p>
         </w:tc>
@@ -531,7 +531,7 @@
           </w:tcPr>
           <w:p>
             <w:r>
-              <w:t>Organizational stage (5 min): Starter: Present a short real-world case related to Computer Hardware (news, product, or school system). Ask guiding questions to activate prior knowledge. Teacher: Define Computer Hardware and outline the lesson goals. Students: Share what they already know or have used.</w:t>
+              <w:t>Organizational stage (5 min): Starter: Present a short real-world case related to The CIA TRIAD: Confidentiality, Integrity, Availability, Check Yourself (news, product, or school system). Ask guiding questions to activate prior knowledge. Teacher: Define The CIA TRIAD: Confidentiality, Integrity, Availability, Check Yourself and outline the lesson goals. Students: Share what they already know or have used.</w:t>
             </w:r>
           </w:p>
         </w:tc>
@@ -628,7 +628,7 @@
           </w:tcPr>
           <w:p>
             <w:r>
-              <w:t>New material (30 min): Explain the main concepts and components of Computer Hardware with a clear diagram. Show a real-world example and map it to the concepts. Discuss advantages, limitations, or common issues. Teacher: Model a simple analysis or walkthrough. Students: Take notes and answer quick concept checks. Case task: Students analyze a short scenario and identify how Computer Hardware is used. Small group: Build a mini summary (3-4 bullet points) of key ideas. Teacher: Provide feedback and clarify misconceptions.</w:t>
+              <w:t>New material (30 min): Explain the main concepts and components of The CIA TRIAD: Confidentiality, Integrity, Availability, Check Yourself with a clear diagram. Show a real-world example and map it to the concepts. Discuss advantages, limitations, or common issues. Teacher: Model a simple analysis or walkthrough. Students: Take notes and answer quick concept checks. Case task: Students analyze a short scenario and identify how The CIA TRIAD: Confidentiality, Integrity, Availability, Check Yourself is used. Small group: Build a mini summary (3-4 bullet points) of key ideas. Teacher: Provide feedback and clarify misconceptions.</w:t>
             </w:r>
           </w:p>
         </w:tc>
@@ -752,7 +752,7 @@
           </w:tcPr>
           <w:p>
             <w:r>
-              <w:t>Reflection (10 min): Which concept was most challenging for students? Which example worked best to explain Computer Hardware? What should be improved for the next lesson?</w:t>
+              <w:t>Reflection (10 min): Which concept was most challenging for students? Which example worked best to explain The CIA TRIAD: Confidentiality, Integrity, Availability, Check Yourself? What should be improved for the next lesson?</w:t>
             </w:r>
           </w:p>
         </w:tc>
@@ -768,7 +768,7 @@
           </w:tcPr>
           <w:p>
             <w:r>
-              <w:t>Find a real-world case where Computer Hardware is used and write a 150-200 word summary. Create a one-page study sheet with definitions, components, and one diagram of Computer Hardware.</w:t>
+              <w:t>Find a real-world case where The CIA TRIAD: Confidentiality, Integrity, Availability, Check Yourself is used and write a 150-200 word summary. Create a one-page study sheet with definitions, components, and one diagram of The CIA TRIAD: Confidentiality, Integrity, Availability, Check Yourself.</w:t>
             </w:r>
           </w:p>
         </w:tc>
